--- a/docs/Examples for chartbook.docx
+++ b/docs/Examples for chartbook.docx
@@ -34,6 +34,9 @@
         </w:rPr>
       </w:pPr>
       <w:r>
+        <w:rPr>
+          <w:noProof/>
+        </w:rPr>
         <mc:AlternateContent>
           <mc:Choice Requires="wps">
             <w:drawing>
@@ -102,10 +105,13 @@
         </mc:AlternateContent>
       </w:r>
       <w:r>
+        <w:rPr>
+          <w:noProof/>
+        </w:rPr>
         <w:drawing>
-          <wp:inline distT="0" distB="0" distL="0" distR="0" wp14:anchorId="62381AD6" wp14:editId="44895183">
-            <wp:extent cx="4861702" cy="2647950"/>
-            <wp:effectExtent l="0" t="0" r="0" b="0"/>
+          <wp:inline distT="0" distB="0" distL="0" distR="0" wp14:anchorId="62381AD6" wp14:editId="722F0463">
+            <wp:extent cx="4547006" cy="2647873"/>
+            <wp:effectExtent l="0" t="0" r="6350" b="635"/>
             <wp:docPr id="1974894354" name="Imagen 3"/>
             <wp:cNvGraphicFramePr>
               <a:graphicFrameLocks xmlns:a="http://schemas.openxmlformats.org/drawingml/2006/main" noChangeAspect="1"/>
@@ -119,7 +125,7 @@
                       <a:picLocks noChangeAspect="1" noChangeArrowheads="1"/>
                     </pic:cNvPicPr>
                   </pic:nvPicPr>
-                  <pic:blipFill>
+                  <pic:blipFill rotWithShape="1">
                     <a:blip r:embed="rId4" cstate="print">
                       <a:extLst>
                         <a:ext uri="{28A0092B-C50C-407E-A947-70E740481C1C}">
@@ -127,7 +133,7 @@
                         </a:ext>
                       </a:extLst>
                     </a:blip>
-                    <a:srcRect/>
+                    <a:srcRect l="6470"/>
                     <a:stretch>
                       <a:fillRect/>
                     </a:stretch>
@@ -135,12 +141,20 @@
                   <pic:spPr bwMode="auto">
                     <a:xfrm>
                       <a:off x="0" y="0"/>
-                      <a:ext cx="4870700" cy="2652851"/>
+                      <a:ext cx="4555555" cy="2652851"/>
                     </a:xfrm>
                     <a:prstGeom prst="rect">
                       <a:avLst/>
                     </a:prstGeom>
                     <a:noFill/>
+                    <a:ln>
+                      <a:noFill/>
+                    </a:ln>
+                    <a:extLst>
+                      <a:ext uri="{53640926-AAD7-44D8-BBD7-CCE9431645EC}">
+                        <a14:shadowObscured xmlns:a14="http://schemas.microsoft.com/office/drawing/2010/main"/>
+                      </a:ext>
+                    </a:extLst>
                   </pic:spPr>
                 </pic:pic>
               </a:graphicData>
@@ -196,6 +210,7 @@
         <w:rPr>
           <w:b/>
           <w:bCs/>
+          <w:noProof/>
         </w:rPr>
         <w:drawing>
           <wp:inline distT="0" distB="0" distL="0" distR="0" wp14:anchorId="159C7B0E" wp14:editId="57532FB6">
@@ -245,6 +260,7 @@
         <w:rPr>
           <w:b/>
           <w:bCs/>
+          <w:noProof/>
         </w:rPr>
         <w:lastRenderedPageBreak/>
         <w:drawing>
@@ -295,6 +311,7 @@
         <w:rPr>
           <w:b/>
           <w:bCs/>
+          <w:noProof/>
         </w:rPr>
         <w:drawing>
           <wp:inline distT="0" distB="0" distL="0" distR="0" wp14:anchorId="3424834E" wp14:editId="3DFA8348">
@@ -344,6 +361,7 @@
         <w:rPr>
           <w:b/>
           <w:bCs/>
+          <w:noProof/>
         </w:rPr>
         <w:lastRenderedPageBreak/>
         <w:drawing>
@@ -394,6 +412,7 @@
         <w:rPr>
           <w:b/>
           <w:bCs/>
+          <w:noProof/>
         </w:rPr>
         <w:drawing>
           <wp:inline distT="0" distB="0" distL="0" distR="0" wp14:anchorId="58E766CC" wp14:editId="0E5E6BA9">
@@ -443,6 +462,7 @@
         <w:rPr>
           <w:b/>
           <w:bCs/>
+          <w:noProof/>
         </w:rPr>
         <w:drawing>
           <wp:inline distT="0" distB="0" distL="0" distR="0" wp14:anchorId="1BAE7EE6" wp14:editId="752D771B">
@@ -492,6 +512,7 @@
         <w:rPr>
           <w:b/>
           <w:bCs/>
+          <w:noProof/>
         </w:rPr>
         <w:lastRenderedPageBreak/>
         <w:drawing>
@@ -557,6 +578,7 @@
         <w:rPr>
           <w:b/>
           <w:bCs/>
+          <w:noProof/>
         </w:rPr>
         <w:drawing>
           <wp:inline distT="0" distB="0" distL="0" distR="0" wp14:anchorId="0D379BAD" wp14:editId="4E7E01C6">
@@ -606,6 +628,7 @@
         <w:rPr>
           <w:b/>
           <w:bCs/>
+          <w:noProof/>
         </w:rPr>
         <w:lastRenderedPageBreak/>
         <w:drawing>
@@ -656,6 +679,7 @@
         <w:rPr>
           <w:b/>
           <w:bCs/>
+          <w:noProof/>
         </w:rPr>
         <w:drawing>
           <wp:inline distT="0" distB="0" distL="0" distR="0" wp14:anchorId="172F815E" wp14:editId="025A2A4E">
@@ -727,6 +751,7 @@
         <w:rPr>
           <w:b/>
           <w:bCs/>
+          <w:noProof/>
         </w:rPr>
         <w:lastRenderedPageBreak/>
         <w:drawing>
@@ -777,6 +802,7 @@
         <w:rPr>
           <w:b/>
           <w:bCs/>
+          <w:noProof/>
         </w:rPr>
         <w:drawing>
           <wp:inline distT="0" distB="0" distL="0" distR="0" wp14:anchorId="533EE3B6" wp14:editId="546C5D08">
@@ -841,6 +867,7 @@
         <w:rPr>
           <w:b/>
           <w:bCs/>
+          <w:noProof/>
         </w:rPr>
         <w:drawing>
           <wp:inline distT="0" distB="0" distL="0" distR="0" wp14:anchorId="754192D4" wp14:editId="2F9816C0">
@@ -890,6 +917,7 @@
         <w:rPr>
           <w:b/>
           <w:bCs/>
+          <w:noProof/>
         </w:rPr>
         <w:lastRenderedPageBreak/>
         <w:drawing>
@@ -937,6 +965,7 @@
       </w:pPr>
       <w:r>
         <w:rPr>
+          <w:noProof/>
           <w:lang w:val="es-MX"/>
         </w:rPr>
         <w:drawing>
@@ -984,6 +1013,7 @@
       </w:pPr>
       <w:r>
         <w:rPr>
+          <w:noProof/>
           <w:lang w:val="es-MX"/>
         </w:rPr>
         <w:drawing>
@@ -1031,6 +1061,7 @@
       </w:pPr>
       <w:r>
         <w:rPr>
+          <w:noProof/>
           <w:lang w:val="es-MX"/>
         </w:rPr>
         <w:lastRenderedPageBreak/>
@@ -1079,6 +1110,7 @@
       </w:pPr>
       <w:r>
         <w:rPr>
+          <w:noProof/>
           <w:lang w:val="es-MX"/>
         </w:rPr>
         <w:drawing>
@@ -1126,6 +1158,7 @@
       </w:pPr>
       <w:r>
         <w:rPr>
+          <w:noProof/>
           <w:lang w:val="es-MX"/>
         </w:rPr>
         <w:lastRenderedPageBreak/>
